--- a/3year/5semester/DBMS/lab2/lab2_отчёт.docx
+++ b/3year/5semester/DBMS/lab2/lab2_отчёт.docx
@@ -655,48 +655,6 @@
                 <w:szCs w:val="28"/>
               </w:rPr>
             </w:pPr>
-            <w:r>
-              <w:rPr>
-                <w:rFonts w:ascii="Times New Roman" w:hAnsi="Times New Roman" w:cs="Times New Roman"/>
-                <w:sz w:val="28"/>
-                <w:szCs w:val="28"/>
-              </w:rPr>
-              <w:t>09</w:t>
-            </w:r>
-            <w:r>
-              <w:rPr>
-                <w:rFonts w:ascii="Times New Roman" w:hAnsi="Times New Roman" w:cs="Times New Roman"/>
-                <w:sz w:val="28"/>
-                <w:szCs w:val="28"/>
-                <w:lang w:val="en-US"/>
-              </w:rPr>
-              <w:t>.</w:t>
-            </w:r>
-            <w:r>
-              <w:rPr>
-                <w:rFonts w:ascii="Times New Roman" w:hAnsi="Times New Roman" w:cs="Times New Roman"/>
-                <w:sz w:val="28"/>
-                <w:szCs w:val="28"/>
-              </w:rPr>
-              <w:t>10</w:t>
-            </w:r>
-            <w:r>
-              <w:rPr>
-                <w:rFonts w:ascii="Times New Roman" w:hAnsi="Times New Roman" w:cs="Times New Roman"/>
-                <w:sz w:val="28"/>
-                <w:szCs w:val="28"/>
-                <w:lang w:val="en-US"/>
-              </w:rPr>
-              <w:t>.2025</w:t>
-            </w:r>
-            <w:r>
-              <w:rPr>
-                <w:rFonts w:ascii="Times New Roman" w:hAnsi="Times New Roman" w:cs="Times New Roman"/>
-                <w:sz w:val="28"/>
-                <w:szCs w:val="28"/>
-              </w:rPr>
-              <w:t xml:space="preserve"> </w:t>
-            </w:r>
           </w:p>
         </w:tc>
       </w:tr>
@@ -741,40 +699,8 @@
                 <w:szCs w:val="28"/>
               </w:rPr>
             </w:pPr>
-            <w:r>
-              <w:rPr>
-                <w:rFonts w:ascii="Times New Roman" w:hAnsi="Times New Roman" w:cs="Times New Roman"/>
-                <w:sz w:val="28"/>
-                <w:szCs w:val="28"/>
-              </w:rPr>
-              <w:t>09</w:t>
-            </w:r>
-            <w:r>
-              <w:rPr>
-                <w:rFonts w:ascii="Times New Roman" w:hAnsi="Times New Roman" w:cs="Times New Roman"/>
-                <w:sz w:val="28"/>
-                <w:szCs w:val="28"/>
-                <w:lang w:val="en-US"/>
-              </w:rPr>
-              <w:t>.</w:t>
-            </w:r>
-            <w:r>
-              <w:rPr>
-                <w:rFonts w:ascii="Times New Roman" w:hAnsi="Times New Roman" w:cs="Times New Roman"/>
-                <w:sz w:val="28"/>
-                <w:szCs w:val="28"/>
-              </w:rPr>
-              <w:t>10</w:t>
-            </w:r>
-            <w:r>
-              <w:rPr>
-                <w:rFonts w:ascii="Times New Roman" w:hAnsi="Times New Roman" w:cs="Times New Roman"/>
-                <w:sz w:val="28"/>
-                <w:szCs w:val="28"/>
-                <w:lang w:val="en-US"/>
-              </w:rPr>
-              <w:t>.2025</w:t>
-            </w:r>
+            <w:bookmarkStart w:id="0" w:name="_GoBack"/>
+            <w:bookmarkEnd w:id="0"/>
           </w:p>
         </w:tc>
       </w:tr>
@@ -910,9 +836,10 @@
       <w:r>
         <w:rPr>
           <w:rFonts w:ascii="Times New Roman" w:hAnsi="Times New Roman" w:cs="Times New Roman"/>
-          <w:sz w:val="28"/>
-          <w:szCs w:val="28"/>
-          <w:lang w:val="en-US"/>
+          <w:noProof/>
+          <w:sz w:val="28"/>
+          <w:szCs w:val="28"/>
+          <w:lang w:eastAsia="ru-RU"/>
         </w:rPr>
         <w:drawing>
           <wp:inline distT="0" distB="0" distL="0" distR="0" wp14:anchorId="3E07B055" wp14:editId="48048A04">
@@ -1368,9 +1295,10 @@
       <w:r>
         <w:rPr>
           <w:rFonts w:ascii="Times New Roman" w:hAnsi="Times New Roman" w:cs="Times New Roman"/>
-          <w:sz w:val="28"/>
-          <w:szCs w:val="28"/>
-          <w:lang w:val="en-US"/>
+          <w:noProof/>
+          <w:sz w:val="28"/>
+          <w:szCs w:val="28"/>
+          <w:lang w:eastAsia="ru-RU"/>
         </w:rPr>
         <w:drawing>
           <wp:inline distT="0" distB="0" distL="0" distR="0" wp14:anchorId="712F8CD3" wp14:editId="483A5E88">
@@ -1417,25 +1345,50 @@
           <w:rFonts w:ascii="Times New Roman" w:hAnsi="Times New Roman" w:cs="Times New Roman"/>
           <w:sz w:val="28"/>
           <w:szCs w:val="28"/>
+        </w:rPr>
+      </w:pPr>
+      <w:r>
+        <w:rPr>
+          <w:rFonts w:ascii="Times New Roman" w:hAnsi="Times New Roman" w:cs="Times New Roman"/>
+          <w:sz w:val="28"/>
+          <w:szCs w:val="28"/>
+        </w:rPr>
+        <w:t>Рисунок 2</w:t>
+      </w:r>
+      <w:r>
+        <w:rPr>
+          <w:rFonts w:ascii="Times New Roman" w:hAnsi="Times New Roman" w:cs="Times New Roman"/>
+          <w:sz w:val="28"/>
+          <w:szCs w:val="28"/>
+        </w:rPr>
+        <w:t xml:space="preserve">. </w:t>
+      </w:r>
+      <w:r>
+        <w:rPr>
+          <w:rFonts w:ascii="Times New Roman" w:hAnsi="Times New Roman" w:cs="Times New Roman"/>
+          <w:sz w:val="28"/>
+          <w:szCs w:val="28"/>
           <w:lang w:val="en-US"/>
         </w:rPr>
-      </w:pPr>
-      <w:r>
-        <w:rPr>
-          <w:rFonts w:ascii="Times New Roman" w:hAnsi="Times New Roman" w:cs="Times New Roman"/>
-          <w:sz w:val="28"/>
-          <w:szCs w:val="28"/>
-        </w:rPr>
-        <w:t>Рисунок 2</w:t>
-      </w:r>
-      <w:r>
-        <w:rPr>
-          <w:rFonts w:ascii="Times New Roman" w:hAnsi="Times New Roman" w:cs="Times New Roman"/>
-          <w:sz w:val="28"/>
-          <w:szCs w:val="28"/>
-        </w:rPr>
-        <w:t xml:space="preserve">. </w:t>
-      </w:r>
+        <w:t>SQL</w:t>
+      </w:r>
+      <w:r>
+        <w:rPr>
+          <w:rFonts w:ascii="Times New Roman" w:hAnsi="Times New Roman" w:cs="Times New Roman"/>
+          <w:sz w:val="28"/>
+          <w:szCs w:val="28"/>
+        </w:rPr>
+        <w:t xml:space="preserve">-запрос для создания </w:t>
+      </w:r>
+      <w:r>
+        <w:rPr>
+          <w:rFonts w:ascii="Times New Roman" w:hAnsi="Times New Roman" w:cs="Times New Roman"/>
+          <w:sz w:val="28"/>
+          <w:szCs w:val="28"/>
+        </w:rPr>
+        <w:t xml:space="preserve">таблицы </w:t>
+      </w:r>
+      <w:proofErr w:type="spellStart"/>
       <w:r>
         <w:rPr>
           <w:rFonts w:ascii="Times New Roman" w:hAnsi="Times New Roman" w:cs="Times New Roman"/>
@@ -1443,64 +1396,39 @@
           <w:szCs w:val="28"/>
           <w:lang w:val="en-US"/>
         </w:rPr>
-        <w:t>SQL</w:t>
-      </w:r>
-      <w:r>
-        <w:rPr>
-          <w:rFonts w:ascii="Times New Roman" w:hAnsi="Times New Roman" w:cs="Times New Roman"/>
-          <w:sz w:val="28"/>
-          <w:szCs w:val="28"/>
-        </w:rPr>
-        <w:t xml:space="preserve">-запрос для создания </w:t>
-      </w:r>
-      <w:r>
-        <w:rPr>
-          <w:rFonts w:ascii="Times New Roman" w:hAnsi="Times New Roman" w:cs="Times New Roman"/>
-          <w:sz w:val="28"/>
-          <w:szCs w:val="28"/>
-        </w:rPr>
-        <w:t xml:space="preserve">таблицы </w:t>
-      </w:r>
-      <w:proofErr w:type="spellStart"/>
-      <w:r>
+        <w:t>VacancyStatuses</w:t>
+      </w:r>
+      <w:proofErr w:type="spellEnd"/>
+    </w:p>
+    <w:p>
+      <w:pPr>
+        <w:spacing w:after="0" w:line="360" w:lineRule="auto"/>
+        <w:jc w:val="center"/>
+        <w:rPr>
+          <w:rFonts w:ascii="Times New Roman" w:hAnsi="Times New Roman" w:cs="Times New Roman"/>
+          <w:sz w:val="28"/>
+          <w:szCs w:val="28"/>
+        </w:rPr>
+      </w:pPr>
+    </w:p>
+    <w:p>
+      <w:pPr>
+        <w:spacing w:after="0" w:line="360" w:lineRule="auto"/>
+        <w:jc w:val="center"/>
         <w:rPr>
           <w:rFonts w:ascii="Times New Roman" w:hAnsi="Times New Roman" w:cs="Times New Roman"/>
           <w:sz w:val="28"/>
           <w:szCs w:val="28"/>
           <w:lang w:val="en-US"/>
         </w:rPr>
-        <w:t>VacancyStatuses</w:t>
-      </w:r>
-      <w:proofErr w:type="spellEnd"/>
-    </w:p>
-    <w:p>
-      <w:pPr>
-        <w:spacing w:after="0" w:line="360" w:lineRule="auto"/>
-        <w:jc w:val="center"/>
-        <w:rPr>
-          <w:rFonts w:ascii="Times New Roman" w:hAnsi="Times New Roman" w:cs="Times New Roman"/>
-          <w:sz w:val="28"/>
-          <w:szCs w:val="28"/>
-        </w:rPr>
-      </w:pPr>
-    </w:p>
-    <w:p>
-      <w:pPr>
-        <w:spacing w:after="0" w:line="360" w:lineRule="auto"/>
-        <w:jc w:val="center"/>
-        <w:rPr>
-          <w:rFonts w:ascii="Times New Roman" w:hAnsi="Times New Roman" w:cs="Times New Roman"/>
-          <w:sz w:val="28"/>
-          <w:szCs w:val="28"/>
-          <w:lang w:val="en-US"/>
-        </w:rPr>
-      </w:pPr>
-      <w:r>
-        <w:rPr>
-          <w:rFonts w:ascii="Times New Roman" w:hAnsi="Times New Roman" w:cs="Times New Roman"/>
-          <w:sz w:val="28"/>
-          <w:szCs w:val="28"/>
-          <w:lang w:val="en-US"/>
+      </w:pPr>
+      <w:r>
+        <w:rPr>
+          <w:rFonts w:ascii="Times New Roman" w:hAnsi="Times New Roman" w:cs="Times New Roman"/>
+          <w:noProof/>
+          <w:sz w:val="28"/>
+          <w:szCs w:val="28"/>
+          <w:lang w:eastAsia="ru-RU"/>
         </w:rPr>
         <w:drawing>
           <wp:inline distT="0" distB="0" distL="0" distR="0" wp14:anchorId="02496632" wp14:editId="54E23706">
@@ -1617,9 +1545,10 @@
       <w:r>
         <w:rPr>
           <w:rFonts w:ascii="Times New Roman" w:hAnsi="Times New Roman" w:cs="Times New Roman"/>
-          <w:sz w:val="28"/>
-          <w:szCs w:val="28"/>
-          <w:lang w:val="en-US"/>
+          <w:noProof/>
+          <w:sz w:val="28"/>
+          <w:szCs w:val="28"/>
+          <w:lang w:eastAsia="ru-RU"/>
         </w:rPr>
         <w:lastRenderedPageBreak/>
         <w:drawing>
@@ -1717,9 +1646,10 @@
       <w:r>
         <w:rPr>
           <w:rFonts w:ascii="Times New Roman" w:hAnsi="Times New Roman" w:cs="Times New Roman"/>
-          <w:sz w:val="28"/>
-          <w:szCs w:val="28"/>
-          <w:lang w:val="en-US"/>
+          <w:noProof/>
+          <w:sz w:val="28"/>
+          <w:szCs w:val="28"/>
+          <w:lang w:eastAsia="ru-RU"/>
         </w:rPr>
         <w:drawing>
           <wp:inline distT="0" distB="0" distL="0" distR="0" wp14:anchorId="6CA70AC8" wp14:editId="5F557C96">
@@ -1803,9 +1733,10 @@
       <w:r>
         <w:rPr>
           <w:rFonts w:ascii="Times New Roman" w:hAnsi="Times New Roman" w:cs="Times New Roman"/>
-          <w:sz w:val="28"/>
-          <w:szCs w:val="28"/>
-          <w:lang w:val="en-US"/>
+          <w:noProof/>
+          <w:sz w:val="28"/>
+          <w:szCs w:val="28"/>
+          <w:lang w:eastAsia="ru-RU"/>
         </w:rPr>
         <w:lastRenderedPageBreak/>
         <w:drawing>
@@ -1903,9 +1834,10 @@
       <w:r>
         <w:rPr>
           <w:rFonts w:ascii="Times New Roman" w:hAnsi="Times New Roman" w:cs="Times New Roman"/>
-          <w:sz w:val="28"/>
-          <w:szCs w:val="28"/>
-          <w:lang w:val="en-US"/>
+          <w:noProof/>
+          <w:sz w:val="28"/>
+          <w:szCs w:val="28"/>
+          <w:lang w:eastAsia="ru-RU"/>
         </w:rPr>
         <w:drawing>
           <wp:inline distT="0" distB="0" distL="0" distR="0" wp14:anchorId="4100FA05" wp14:editId="5D846F2D">
@@ -1989,9 +1921,10 @@
       <w:r>
         <w:rPr>
           <w:rFonts w:ascii="Times New Roman" w:hAnsi="Times New Roman" w:cs="Times New Roman"/>
-          <w:sz w:val="28"/>
-          <w:szCs w:val="28"/>
-          <w:lang w:val="en-US"/>
+          <w:noProof/>
+          <w:sz w:val="28"/>
+          <w:szCs w:val="28"/>
+          <w:lang w:eastAsia="ru-RU"/>
         </w:rPr>
         <w:lastRenderedPageBreak/>
         <w:drawing>
@@ -2089,9 +2022,10 @@
       <w:r>
         <w:rPr>
           <w:rFonts w:ascii="Times New Roman" w:hAnsi="Times New Roman" w:cs="Times New Roman"/>
-          <w:sz w:val="28"/>
-          <w:szCs w:val="28"/>
-          <w:lang w:val="en-US"/>
+          <w:noProof/>
+          <w:sz w:val="28"/>
+          <w:szCs w:val="28"/>
+          <w:lang w:eastAsia="ru-RU"/>
         </w:rPr>
         <w:drawing>
           <wp:inline distT="0" distB="0" distL="0" distR="0" wp14:anchorId="54594F69" wp14:editId="01485533">
@@ -2183,9 +2117,9 @@
       </w:pPr>
       <w:r>
         <w:rPr>
-          <w:sz w:val="28"/>
-          <w:szCs w:val="28"/>
-          <w:lang w:val="en-US"/>
+          <w:noProof/>
+          <w:sz w:val="28"/>
+          <w:szCs w:val="28"/>
         </w:rPr>
         <w:lastRenderedPageBreak/>
         <w:drawing>
@@ -2235,7 +2169,6 @@
           <w:b w:val="0"/>
           <w:sz w:val="28"/>
           <w:szCs w:val="28"/>
-          <w:lang w:val="en-US"/>
         </w:rPr>
       </w:pPr>
       <w:r>
@@ -2275,7 +2208,6 @@
           <w:b w:val="0"/>
           <w:sz w:val="28"/>
           <w:szCs w:val="28"/>
-          <w:lang w:val="en-US"/>
         </w:rPr>
       </w:pPr>
     </w:p>
@@ -2341,9 +2273,10 @@
       <w:r>
         <w:rPr>
           <w:rFonts w:ascii="Times New Roman" w:hAnsi="Times New Roman" w:cs="Times New Roman"/>
-          <w:sz w:val="28"/>
-          <w:szCs w:val="28"/>
-          <w:lang w:val="en-US"/>
+          <w:noProof/>
+          <w:sz w:val="28"/>
+          <w:szCs w:val="28"/>
+          <w:lang w:eastAsia="ru-RU"/>
         </w:rPr>
         <w:drawing>
           <wp:inline distT="0" distB="0" distL="0" distR="0" wp14:anchorId="66E6A509" wp14:editId="395635CB">
@@ -2423,9 +2356,10 @@
       <w:r>
         <w:rPr>
           <w:rFonts w:ascii="Times New Roman" w:hAnsi="Times New Roman" w:cs="Times New Roman"/>
-          <w:sz w:val="28"/>
-          <w:szCs w:val="28"/>
-          <w:lang w:val="en-US"/>
+          <w:noProof/>
+          <w:sz w:val="28"/>
+          <w:szCs w:val="28"/>
+          <w:lang w:eastAsia="ru-RU"/>
         </w:rPr>
         <w:lastRenderedPageBreak/>
         <w:drawing>
@@ -2535,9 +2469,10 @@
       <w:r>
         <w:rPr>
           <w:rFonts w:ascii="Times New Roman" w:hAnsi="Times New Roman" w:cs="Times New Roman"/>
-          <w:sz w:val="28"/>
-          <w:szCs w:val="28"/>
-          <w:lang w:val="en-US"/>
+          <w:noProof/>
+          <w:sz w:val="28"/>
+          <w:szCs w:val="28"/>
+          <w:lang w:eastAsia="ru-RU"/>
         </w:rPr>
         <w:drawing>
           <wp:inline distT="0" distB="0" distL="0" distR="0" wp14:anchorId="5E7FC000" wp14:editId="65F598A3">
@@ -2639,9 +2574,10 @@
       <w:r>
         <w:rPr>
           <w:rFonts w:ascii="Times New Roman" w:hAnsi="Times New Roman" w:cs="Times New Roman"/>
-          <w:sz w:val="28"/>
-          <w:szCs w:val="28"/>
-          <w:lang w:val="en-US"/>
+          <w:noProof/>
+          <w:sz w:val="28"/>
+          <w:szCs w:val="28"/>
+          <w:lang w:eastAsia="ru-RU"/>
         </w:rPr>
         <w:lastRenderedPageBreak/>
         <w:drawing>
@@ -2765,9 +2701,10 @@
       <w:r>
         <w:rPr>
           <w:rFonts w:ascii="Times New Roman" w:hAnsi="Times New Roman" w:cs="Times New Roman"/>
-          <w:sz w:val="28"/>
-          <w:szCs w:val="28"/>
-          <w:lang w:val="en-US"/>
+          <w:noProof/>
+          <w:sz w:val="28"/>
+          <w:szCs w:val="28"/>
+          <w:lang w:eastAsia="ru-RU"/>
         </w:rPr>
         <w:drawing>
           <wp:inline distT="0" distB="0" distL="0" distR="0" wp14:anchorId="3F73168B" wp14:editId="3D34BBC5">
@@ -2857,8 +2794,10 @@
       <w:r>
         <w:rPr>
           <w:rFonts w:ascii="Times New Roman" w:hAnsi="Times New Roman" w:cs="Times New Roman"/>
-          <w:sz w:val="28"/>
-          <w:szCs w:val="28"/>
+          <w:noProof/>
+          <w:sz w:val="28"/>
+          <w:szCs w:val="28"/>
+          <w:lang w:eastAsia="ru-RU"/>
         </w:rPr>
         <w:lastRenderedPageBreak/>
         <w:drawing>
@@ -2949,8 +2888,10 @@
       <w:r>
         <w:rPr>
           <w:rFonts w:ascii="Times New Roman" w:hAnsi="Times New Roman" w:cs="Times New Roman"/>
-          <w:sz w:val="28"/>
-          <w:szCs w:val="28"/>
+          <w:noProof/>
+          <w:sz w:val="28"/>
+          <w:szCs w:val="28"/>
+          <w:lang w:eastAsia="ru-RU"/>
         </w:rPr>
         <w:drawing>
           <wp:inline distT="0" distB="0" distL="0" distR="0" wp14:anchorId="0DCC3631" wp14:editId="2EE836F7">
@@ -3040,8 +2981,10 @@
       <w:r>
         <w:rPr>
           <w:rFonts w:ascii="Times New Roman" w:hAnsi="Times New Roman" w:cs="Times New Roman"/>
-          <w:sz w:val="28"/>
-          <w:szCs w:val="28"/>
+          <w:noProof/>
+          <w:sz w:val="28"/>
+          <w:szCs w:val="28"/>
+          <w:lang w:eastAsia="ru-RU"/>
         </w:rPr>
         <w:lastRenderedPageBreak/>
         <w:drawing>
@@ -3186,7 +3129,7 @@
             <v:path o:extrusionok="f" gradientshapeok="t" o:connecttype="rect"/>
             <o:lock v:ext="edit" aspectratio="t"/>
           </v:shapetype>
-          <v:shape id="_x0000_i1025" type="#_x0000_t75" style="width:436.5pt;height:244.5pt">
+          <v:shape id="_x0000_i1025" type="#_x0000_t75" style="width:436.9pt;height:244.65pt">
             <v:imagedata r:id="rId23" o:title="Untitled"/>
           </v:shape>
         </w:pict>
@@ -3241,7 +3184,6 @@
           <w:rFonts w:ascii="Times New Roman" w:hAnsi="Times New Roman" w:cs="Times New Roman"/>
           <w:sz w:val="28"/>
           <w:szCs w:val="28"/>
-          <w:lang w:val="en-US"/>
         </w:rPr>
       </w:pPr>
       <w:r>
@@ -3253,8 +3195,6 @@
         <w:lastRenderedPageBreak/>
         <w:t>Сформированная схема отражает все установленные связи, включая рекурсивные отношения и связи «один-ко-многим», обеспечивая прозрачность структуры данных и удобство дальнейшего администрирования системы.</w:t>
       </w:r>
-      <w:bookmarkStart w:id="0" w:name="_GoBack"/>
-      <w:bookmarkEnd w:id="0"/>
     </w:p>
     <w:sectPr>
       <w:pgSz w:w="11906" w:h="16838"/>
